--- a/posts/eigendecomposition/index.docx
+++ b/posts/eigendecomposition/index.docx
@@ -83,7 +83,7 @@
         </w:pict>
       </w:r>
     </w:p>
-    <w:bookmarkStart w:id="20" w:name="what-is-eigendecomposition"/>
+    <w:bookmarkStart w:id="9" w:name="what-is-eigendecomposition"/>
     <w:p>
       <w:pPr>
         <w:pStyle w:val="Heading3"/>
@@ -200,6 +200,9 @@
             <m:t>Q</m:t>
           </m:r>
           <m:r>
+            <m:rPr>
+              <m:sty m:val="p"/>
+            </m:rPr>
             <m:t>Λ</m:t>
           </m:r>
           <m:sSup>
@@ -272,6 +275,9 @@
       </w:pPr>
       <m:oMath>
         <m:r>
+          <m:rPr>
+            <m:sty m:val="p"/>
+          </m:rPr>
           <m:t>Λ</m:t>
         </m:r>
       </m:oMath>
@@ -396,8 +402,8 @@
         <w:t xml:space="preserve">along special directions (the eigenvectors).</w:t>
       </w:r>
     </w:p>
-    <w:bookmarkEnd w:id="20"/>
-    <w:bookmarkStart w:id="21" w:name="eigenvalues-and-eigenvectors-recap"/>
+    <w:bookmarkEnd w:id="9"/>
+    <w:bookmarkStart w:id="10" w:name="eigenvalues-and-eigenvectors-recap"/>
     <w:p>
       <w:pPr>
         <w:pStyle w:val="Heading3"/>
@@ -448,7 +454,7 @@
       <m:oMath>
         <m:r>
           <m:rPr>
-            <m:sty m:val="b"/>
+            <m:sty m:val="bi"/>
           </m:rPr>
           <m:t>v</m:t>
         </m:r>
@@ -498,7 +504,7 @@
           </m:r>
           <m:r>
             <m:rPr>
-              <m:sty m:val="b"/>
+              <m:sty m:val="bi"/>
             </m:rPr>
             <m:t>v</m:t>
           </m:r>
@@ -513,7 +519,7 @@
           </m:r>
           <m:r>
             <m:rPr>
-              <m:sty m:val="b"/>
+              <m:sty m:val="bi"/>
             </m:rPr>
             <m:t>v</m:t>
           </m:r>
@@ -531,7 +537,7 @@
       <m:oMath>
         <m:r>
           <m:rPr>
-            <m:sty m:val="b"/>
+            <m:sty m:val="bi"/>
           </m:rPr>
           <m:t>v</m:t>
         </m:r>
@@ -612,7 +618,7 @@
       <m:oMath>
         <m:r>
           <m:rPr>
-            <m:sty m:val="b"/>
+            <m:sty m:val="bi"/>
           </m:rPr>
           <m:t>v</m:t>
         </m:r>
@@ -643,7 +649,7 @@
         </m:r>
         <m:r>
           <m:rPr>
-            <m:sty m:val="b"/>
+            <m:sty m:val="bi"/>
           </m:rPr>
           <m:t>v</m:t>
         </m:r>
@@ -658,7 +664,7 @@
         </m:r>
         <m:r>
           <m:rPr>
-            <m:sty m:val="b"/>
+            <m:sty m:val="bi"/>
           </m:rPr>
           <m:t>v</m:t>
         </m:r>
@@ -672,7 +678,7 @@
       <m:oMath>
         <m:r>
           <m:rPr>
-            <m:sty m:val="b"/>
+            <m:sty m:val="bi"/>
           </m:rPr>
           <m:t>v</m:t>
         </m:r>
@@ -695,8 +701,8 @@
         <w:t xml:space="preserve">.</w:t>
       </w:r>
     </w:p>
-    <w:bookmarkEnd w:id="21"/>
-    <w:bookmarkStart w:id="22" w:name="when-can-we-use-eigendecomposition"/>
+    <w:bookmarkEnd w:id="10"/>
+    <w:bookmarkStart w:id="11" w:name="when-can-we-use-eigendecomposition"/>
     <w:p>
       <w:pPr>
         <w:pStyle w:val="Heading3"/>
@@ -784,8 +790,8 @@
         <w:t xml:space="preserve">(doesn’t have enough eigenvectors), we can’t use eigendecomposition directly — but other decompositions (like Jordan decomposition or SVD) still work.</w:t>
       </w:r>
     </w:p>
-    <w:bookmarkEnd w:id="22"/>
-    <w:bookmarkStart w:id="23" w:name="why-is-this-useful"/>
+    <w:bookmarkEnd w:id="11"/>
+    <w:bookmarkStart w:id="12" w:name="why-is-this-useful"/>
     <w:p>
       <w:pPr>
         <w:pStyle w:val="Heading3"/>
@@ -848,6 +854,9 @@
             <m:t>Q</m:t>
           </m:r>
           <m:r>
+            <m:rPr>
+              <m:sty m:val="p"/>
+            </m:rPr>
             <m:t>Λ</m:t>
           </m:r>
           <m:sSup>
@@ -912,6 +921,9 @@
           <m:sSup>
             <m:e>
               <m:r>
+                <m:rPr>
+                  <m:sty m:val="p"/>
+                </m:rPr>
                 <m:t>Λ</m:t>
               </m:r>
             </m:e>
@@ -956,6 +968,9 @@
         <m:sSup>
           <m:e>
             <m:r>
+              <m:rPr>
+                <m:sty m:val="p"/>
+              </m:rPr>
               <m:t>Λ</m:t>
             </m:r>
           </m:e>
@@ -984,8 +999,8 @@
         <w:t xml:space="preserve">-th power. This makes repeated multiplications or exponentials of matrices much easier.</w:t>
       </w:r>
     </w:p>
-    <w:bookmarkEnd w:id="23"/>
-    <w:bookmarkStart w:id="28" w:name="applications-in-data-science-and-beyond"/>
+    <w:bookmarkEnd w:id="12"/>
+    <w:bookmarkStart w:id="17" w:name="applications-in-data-science-and-beyond"/>
     <w:p>
       <w:pPr>
         <w:pStyle w:val="Heading3"/>
@@ -994,7 +1009,7 @@
         <w:t xml:space="preserve">Applications in Data Science and Beyond</w:t>
       </w:r>
     </w:p>
-    <w:bookmarkStart w:id="24" w:name="principal-component-analysis-pca"/>
+    <w:bookmarkStart w:id="13" w:name="principal-component-analysis-pca"/>
     <w:p>
       <w:pPr>
         <w:pStyle w:val="Heading4"/>
@@ -1047,8 +1062,8 @@
         <w:t xml:space="preserve">Eigenvectors correspond to directions of maximum variance; eigenvalues tell you how much variance is captured.</w:t>
       </w:r>
     </w:p>
-    <w:bookmarkEnd w:id="24"/>
-    <w:bookmarkStart w:id="25" w:name="X0f87279e3263a2500978a510b92f7cd1f238811"/>
+    <w:bookmarkEnd w:id="13"/>
+    <w:bookmarkStart w:id="14" w:name="X0f87279e3263a2500978a510b92f7cd1f238811"/>
     <w:p>
       <w:pPr>
         <w:pStyle w:val="Heading4"/>
@@ -1073,8 +1088,8 @@
         <w:t xml:space="preserve">Linear ODE systems can be solved by diagonalizing the system matrix.</w:t>
       </w:r>
     </w:p>
-    <w:bookmarkEnd w:id="25"/>
-    <w:bookmarkStart w:id="26" w:name="graph-analysis"/>
+    <w:bookmarkEnd w:id="14"/>
+    <w:bookmarkStart w:id="15" w:name="graph-analysis"/>
     <w:p>
       <w:pPr>
         <w:pStyle w:val="Heading4"/>
@@ -1099,8 +1114,8 @@
         <w:t xml:space="preserve">In spectral graph theory, eigenvalues of adjacency or Laplacian matrices reveal connectivity and clustering properties.</w:t>
       </w:r>
     </w:p>
-    <w:bookmarkEnd w:id="26"/>
-    <w:bookmarkStart w:id="27" w:name="markov-chains"/>
+    <w:bookmarkEnd w:id="15"/>
+    <w:bookmarkStart w:id="16" w:name="markov-chains"/>
     <w:p>
       <w:pPr>
         <w:pStyle w:val="Heading4"/>
@@ -1152,9 +1167,9 @@
         </w:pict>
       </w:r>
     </w:p>
-    <w:bookmarkEnd w:id="27"/>
-    <w:bookmarkEnd w:id="28"/>
-    <w:bookmarkStart w:id="29" w:name="a-simple-example"/>
+    <w:bookmarkEnd w:id="16"/>
+    <w:bookmarkEnd w:id="17"/>
+    <w:bookmarkStart w:id="18" w:name="a-simple-example"/>
     <w:p>
       <w:pPr>
         <w:pStyle w:val="Heading3"/>
@@ -1283,31 +1298,33 @@
             </m:rPr>
             <m:t>det</m:t>
           </m:r>
-          <m:d>
-            <m:dPr>
-              <m:begChr m:val="("/>
-              <m:sepChr m:val=""/>
-              <m:endChr m:val=")"/>
-              <m:grow/>
-            </m:dPr>
-            <m:e>
-              <m:r>
-                <m:t>A</m:t>
-              </m:r>
-              <m:r>
-                <m:rPr>
-                  <m:sty m:val="p"/>
-                </m:rPr>
-                <m:t>−</m:t>
-              </m:r>
-              <m:r>
-                <m:t>λ</m:t>
-              </m:r>
-              <m:r>
-                <m:t>I</m:t>
-              </m:r>
-            </m:e>
-          </m:d>
+          <m:r>
+            <m:rPr>
+              <m:sty m:val="p"/>
+            </m:rPr>
+            <m:t>(</m:t>
+          </m:r>
+          <m:r>
+            <m:t>A</m:t>
+          </m:r>
+          <m:r>
+            <m:rPr>
+              <m:sty m:val="p"/>
+            </m:rPr>
+            <m:t>−</m:t>
+          </m:r>
+          <m:r>
+            <m:t>λ</m:t>
+          </m:r>
+          <m:r>
+            <m:t>I</m:t>
+          </m:r>
+          <m:r>
+            <m:rPr>
+              <m:sty m:val="p"/>
+            </m:rPr>
+            <m:t>)</m:t>
+          </m:r>
           <m:r>
             <m:rPr>
               <m:sty m:val="p"/>
@@ -1329,50 +1346,54 @@
           <m:jc m:val="center"/>
         </m:oMathParaPr>
         <m:oMath>
-          <m:d>
-            <m:dPr>
-              <m:begChr m:val="("/>
-              <m:sepChr m:val=""/>
-              <m:endChr m:val=")"/>
-              <m:grow/>
-            </m:dPr>
-            <m:e>
-              <m:r>
-                <m:t>4</m:t>
-              </m:r>
-              <m:r>
-                <m:rPr>
-                  <m:sty m:val="p"/>
-                </m:rPr>
-                <m:t>−</m:t>
-              </m:r>
-              <m:r>
-                <m:t>λ</m:t>
-              </m:r>
-            </m:e>
-          </m:d>
-          <m:d>
-            <m:dPr>
-              <m:begChr m:val="("/>
-              <m:sepChr m:val=""/>
-              <m:endChr m:val=")"/>
-              <m:grow/>
-            </m:dPr>
-            <m:e>
-              <m:r>
-                <m:t>3</m:t>
-              </m:r>
-              <m:r>
-                <m:rPr>
-                  <m:sty m:val="p"/>
-                </m:rPr>
-                <m:t>−</m:t>
-              </m:r>
-              <m:r>
-                <m:t>λ</m:t>
-              </m:r>
-            </m:e>
-          </m:d>
+          <m:r>
+            <m:rPr>
+              <m:sty m:val="p"/>
+            </m:rPr>
+            <m:t>(</m:t>
+          </m:r>
+          <m:r>
+            <m:t>4</m:t>
+          </m:r>
+          <m:r>
+            <m:rPr>
+              <m:sty m:val="p"/>
+            </m:rPr>
+            <m:t>−</m:t>
+          </m:r>
+          <m:r>
+            <m:t>λ</m:t>
+          </m:r>
+          <m:r>
+            <m:rPr>
+              <m:sty m:val="p"/>
+            </m:rPr>
+            <m:t>)</m:t>
+          </m:r>
+          <m:r>
+            <m:rPr>
+              <m:sty m:val="p"/>
+            </m:rPr>
+            <m:t>(</m:t>
+          </m:r>
+          <m:r>
+            <m:t>3</m:t>
+          </m:r>
+          <m:r>
+            <m:rPr>
+              <m:sty m:val="p"/>
+            </m:rPr>
+            <m:t>−</m:t>
+          </m:r>
+          <m:r>
+            <m:t>λ</m:t>
+          </m:r>
+          <m:r>
+            <m:rPr>
+              <m:sty m:val="p"/>
+            </m:rPr>
+            <m:t>)</m:t>
+          </m:r>
           <m:r>
             <m:rPr>
               <m:sty m:val="p"/>
@@ -1521,34 +1542,36 @@
         <w:t xml:space="preserve"> </w:t>
       </w:r>
       <m:oMath>
-        <m:d>
-          <m:dPr>
-            <m:begChr m:val="("/>
-            <m:sepChr m:val=""/>
-            <m:endChr m:val=")"/>
-            <m:grow/>
-          </m:dPr>
-          <m:e>
-            <m:r>
-              <m:t>A</m:t>
-            </m:r>
-            <m:r>
-              <m:rPr>
-                <m:sty m:val="p"/>
-              </m:rPr>
-              <m:t>−</m:t>
-            </m:r>
-            <m:r>
-              <m:t>λ</m:t>
-            </m:r>
-            <m:r>
-              <m:t>I</m:t>
-            </m:r>
-          </m:e>
-        </m:d>
         <m:r>
           <m:rPr>
-            <m:sty m:val="b"/>
+            <m:sty m:val="p"/>
+          </m:rPr>
+          <m:t>(</m:t>
+        </m:r>
+        <m:r>
+          <m:t>A</m:t>
+        </m:r>
+        <m:r>
+          <m:rPr>
+            <m:sty m:val="p"/>
+          </m:rPr>
+          <m:t>−</m:t>
+        </m:r>
+        <m:r>
+          <m:t>λ</m:t>
+        </m:r>
+        <m:r>
+          <m:t>I</m:t>
+        </m:r>
+        <m:r>
+          <m:rPr>
+            <m:sty m:val="p"/>
+          </m:rPr>
+          <m:t>)</m:t>
+        </m:r>
+        <m:r>
+          <m:rPr>
+            <m:sty m:val="bi"/>
           </m:rPr>
           <m:t>v</m:t>
         </m:r>
@@ -1605,7 +1628,7 @@
           <m:e>
             <m:r>
               <m:rPr>
-                <m:sty m:val="b"/>
+                <m:sty m:val="bi"/>
               </m:rPr>
               <m:t>v</m:t>
             </m:r>
@@ -1622,30 +1645,32 @@
           </m:rPr>
           <m:t>=</m:t>
         </m:r>
+        <m:r>
+          <m:rPr>
+            <m:sty m:val="p"/>
+          </m:rPr>
+          <m:t>[</m:t>
+        </m:r>
+        <m:r>
+          <m:t>1</m:t>
+        </m:r>
+        <m:r>
+          <m:rPr>
+            <m:sty m:val="p"/>
+          </m:rPr>
+          <m:t>,</m:t>
+        </m:r>
+        <m:r>
+          <m:t>1</m:t>
+        </m:r>
         <m:sSup>
           <m:e>
-            <m:d>
-              <m:dPr>
-                <m:begChr m:val="["/>
-                <m:sepChr m:val=""/>
-                <m:endChr m:val="]"/>
-                <m:grow/>
-              </m:dPr>
-              <m:e>
-                <m:r>
-                  <m:t>1</m:t>
-                </m:r>
-                <m:r>
-                  <m:rPr>
-                    <m:sty m:val="p"/>
-                  </m:rPr>
-                  <m:t>,</m:t>
-                </m:r>
-                <m:r>
-                  <m:t>1</m:t>
-                </m:r>
-              </m:e>
-            </m:d>
+            <m:r>
+              <m:rPr>
+                <m:sty m:val="p"/>
+              </m:rPr>
+              <m:t>]</m:t>
+            </m:r>
           </m:e>
           <m:sup>
             <m:r>
@@ -1694,7 +1719,7 @@
           <m:e>
             <m:r>
               <m:rPr>
-                <m:sty m:val="b"/>
+                <m:sty m:val="bi"/>
               </m:rPr>
               <m:t>v</m:t>
             </m:r>
@@ -1711,36 +1736,38 @@
           </m:rPr>
           <m:t>=</m:t>
         </m:r>
+        <m:r>
+          <m:rPr>
+            <m:sty m:val="p"/>
+          </m:rPr>
+          <m:t>[</m:t>
+        </m:r>
+        <m:r>
+          <m:rPr>
+            <m:sty m:val="p"/>
+          </m:rPr>
+          <m:t>−</m:t>
+        </m:r>
+        <m:r>
+          <m:t>1</m:t>
+        </m:r>
+        <m:r>
+          <m:rPr>
+            <m:sty m:val="p"/>
+          </m:rPr>
+          <m:t>,</m:t>
+        </m:r>
+        <m:r>
+          <m:t>2</m:t>
+        </m:r>
         <m:sSup>
           <m:e>
-            <m:d>
-              <m:dPr>
-                <m:begChr m:val="["/>
-                <m:sepChr m:val=""/>
-                <m:endChr m:val="]"/>
-                <m:grow/>
-              </m:dPr>
-              <m:e>
-                <m:r>
-                  <m:rPr>
-                    <m:sty m:val="p"/>
-                  </m:rPr>
-                  <m:t>−</m:t>
-                </m:r>
-                <m:r>
-                  <m:t>1</m:t>
-                </m:r>
-                <m:r>
-                  <m:rPr>
-                    <m:sty m:val="p"/>
-                  </m:rPr>
-                  <m:t>,</m:t>
-                </m:r>
-                <m:r>
-                  <m:t>2</m:t>
-                </m:r>
-              </m:e>
-            </m:d>
+            <m:r>
+              <m:rPr>
+                <m:sty m:val="p"/>
+              </m:rPr>
+              <m:t>]</m:t>
+            </m:r>
           </m:e>
           <m:sup>
             <m:r>
@@ -1774,6 +1801,9 @@
       </w:r>
       <m:oMath>
         <m:r>
+          <m:rPr>
+            <m:sty m:val="p"/>
+          </m:rPr>
           <m:t>Λ</m:t>
         </m:r>
       </m:oMath>
@@ -1869,6 +1899,9 @@
             <m:t> </m:t>
           </m:r>
           <m:r>
+            <m:rPr>
+              <m:sty m:val="p"/>
+            </m:rPr>
             <m:t>Λ</m:t>
           </m:r>
           <m:r>
@@ -1975,6 +2008,9 @@
             <m:t>Q</m:t>
           </m:r>
           <m:r>
+            <m:rPr>
+              <m:sty m:val="p"/>
+            </m:rPr>
             <m:t>Λ</m:t>
           </m:r>
           <m:sSup>
@@ -2005,8 +2041,8 @@
         </w:pict>
       </w:r>
     </w:p>
-    <w:bookmarkEnd w:id="29"/>
-    <w:bookmarkStart w:id="33" w:name="visualization."/>
+    <w:bookmarkEnd w:id="18"/>
+    <w:bookmarkStart w:id="22" w:name="visualization."/>
     <w:p>
       <w:pPr>
         <w:pStyle w:val="Heading3"/>
@@ -2024,18 +2060,18 @@
           <wp:inline>
             <wp:extent cx="5334000" cy="2506911"/>
             <wp:effectExtent b="0" l="0" r="0" t="0"/>
-            <wp:docPr descr="" title="" id="31" name="Picture"/>
+            <wp:docPr descr="" title="" id="20" name="Picture"/>
             <a:graphic>
               <a:graphicData uri="http://schemas.openxmlformats.org/drawingml/2006/picture">
                 <pic:pic>
                   <pic:nvPicPr>
-                    <pic:cNvPr descr="index_files/figure-docx/cell-2-output-1.png" id="32" name="Picture"/>
+                    <pic:cNvPr descr="index_files/figure-docx/cell-2-output-1.png" id="21" name="Picture"/>
                     <pic:cNvPicPr>
                       <a:picLocks noChangeArrowheads="1" noChangeAspect="1"/>
                     </pic:cNvPicPr>
                   </pic:nvPicPr>
                   <pic:blipFill>
-                    <a:blip r:embed="rId30"/>
+                    <a:blip r:embed="rId19"/>
                     <a:stretch>
                       <a:fillRect/>
                     </a:stretch>
@@ -2062,8 +2098,8 @@
         </w:drawing>
       </w:r>
     </w:p>
-    <w:bookmarkEnd w:id="33"/>
-    <w:bookmarkStart w:id="35" w:name="key-takeaways"/>
+    <w:bookmarkEnd w:id="22"/>
+    <w:bookmarkStart w:id="24" w:name="key-takeaways"/>
     <w:p>
       <w:pPr>
         <w:pStyle w:val="Heading3"/>
@@ -2222,8 +2258,8 @@
         <w:t xml:space="preserve"> </w:t>
       </w:r>
     </w:p>
-    <w:bookmarkStart w:id="34" w:name="fb-root"/>
-    <w:bookmarkEnd w:id="34"/>
+    <w:bookmarkStart w:id="23" w:name="fb-root"/>
+    <w:bookmarkEnd w:id="23"/>
     <w:p>
       <w:pPr>
         <w:pStyle w:val="BodyText"/>
@@ -2236,7 +2272,7 @@
         <w:t xml:space="preserve">You may also like</w:t>
       </w:r>
     </w:p>
-    <w:bookmarkEnd w:id="35"/>
+    <w:bookmarkEnd w:id="24"/>
     <w:sectPr>
       <w:footnotePr>
         <w:numRestart w:val="eachSect"/>
@@ -2948,10 +2984,10 @@
   <w:docDefaults>
     <w:rPrDefault>
       <w:rPr>
-        <w:rFonts w:asciiTheme="minorHAnsi" w:cstheme="minorBidi" w:eastAsiaTheme="minorHAnsi" w:hAnsiTheme="minorHAnsi"/>
+        <w:rFonts w:asciiTheme="minorHAnsi" w:cstheme="minorBidi" w:eastAsiaTheme="minorEastAsia" w:hAnsiTheme="minorHAnsi"/>
         <w:sz w:val="24"/>
         <w:szCs w:val="24"/>
-        <w:lang w:bidi="ar-SA" w:eastAsia="en-US" w:val="en-US"/>
+        <w:lang w:bidi="ar-SA" w:eastAsia="zh-CN" w:val="en-US"/>
       </w:rPr>
     </w:rPrDefault>
     <w:pPrDefault>
@@ -3492,13 +3528,6 @@
       </w:tblCellMar>
     </w:tblPr>
     <w:tblStylePr w:type="firstRow">
-      <w:tblPr>
-        <w:jc w:val="left"/>
-        <w:tblInd w:type="dxa" w:w="0"/>
-      </w:tblPr>
-      <w:trPr>
-        <w:jc w:val="left"/>
-      </w:trPr>
       <w:tcPr>
         <w:tcBorders>
           <w:bottom w:val="single"/>

--- a/posts/eigendecomposition/index.docx
+++ b/posts/eigendecomposition/index.docx
@@ -2099,7 +2099,7 @@
       </w:r>
     </w:p>
     <w:bookmarkEnd w:id="22"/>
-    <w:bookmarkStart w:id="24" w:name="key-takeaways"/>
+    <w:bookmarkStart w:id="23" w:name="key-takeaways"/>
     <w:p>
       <w:pPr>
         <w:pStyle w:val="Heading3"/>
@@ -2216,63 +2216,10 @@
           <w:b/>
           <w:bCs/>
         </w:rPr>
-        <w:t xml:space="preserve">Share on</w:t>
-      </w:r>
-    </w:p>
-    <w:p>
-      <w:pPr>
-        <w:pStyle w:val="BodyText"/>
-      </w:pPr>
-    </w:p>
-    <w:p>
-      <w:pPr>
-        <w:pStyle w:val="BodyText"/>
-      </w:pPr>
-      <w:r>
-        <w:t xml:space="preserve"> </w:t>
-      </w:r>
-    </w:p>
-    <w:p>
-      <w:pPr>
-        <w:pStyle w:val="BodyText"/>
-      </w:pPr>
-    </w:p>
-    <w:p>
-      <w:pPr>
-        <w:pStyle w:val="BodyText"/>
-      </w:pPr>
-      <w:r>
-        <w:t xml:space="preserve"> </w:t>
-      </w:r>
-    </w:p>
-    <w:p>
-      <w:pPr>
-        <w:pStyle w:val="BodyText"/>
-      </w:pPr>
-    </w:p>
-    <w:p>
-      <w:pPr>
-        <w:pStyle w:val="BodyText"/>
-      </w:pPr>
-      <w:r>
-        <w:t xml:space="preserve"> </w:t>
-      </w:r>
-    </w:p>
-    <w:bookmarkStart w:id="23" w:name="fb-root"/>
+        <w:t xml:space="preserve">You may also like</w:t>
+      </w:r>
+    </w:p>
     <w:bookmarkEnd w:id="23"/>
-    <w:p>
-      <w:pPr>
-        <w:pStyle w:val="BodyText"/>
-      </w:pPr>
-      <w:r>
-        <w:rPr>
-          <w:b/>
-          <w:bCs/>
-        </w:rPr>
-        <w:t xml:space="preserve">You may also like</w:t>
-      </w:r>
-    </w:p>
-    <w:bookmarkEnd w:id="24"/>
     <w:sectPr>
       <w:footnotePr>
         <w:numRestart w:val="eachSect"/>
